--- a/applications/Wartsila_Mechanical_Engineer_Gate_Rudder/Arunabha_Majumder_Wartsila_CV.docx
+++ b/applications/Wartsila_Mechanical_Engineer_Gate_Rudder/Arunabha_Majumder_Wartsila_CV.docx
@@ -597,7 +597,7 @@
           <w:b w:val="0"/>
           <w:i w:val="0"/>
         </w:rPr>
-        <w:t>English (C1), Bengali (native), Hindi (spoken), Danish (willing to learn)</w:t>
+        <w:t>English (C1), Bengali (native), Hindi (spoken)</w:t>
       </w:r>
     </w:p>
     <w:p>

--- a/applications/Wartsila_Mechanical_Engineer_Gate_Rudder/Arunabha_Majumder_Wartsila_CV.docx
+++ b/applications/Wartsila_Mechanical_Engineer_Gate_Rudder/Arunabha_Majumder_Wartsila_CV.docx
@@ -321,7 +321,7 @@
         <w:spacing w:after="40"/>
       </w:pPr>
       <w:r>
-        <w:t>Estimated tip force on a 5-bar parallel robot from its variable-stiffness actuators (within 10% RMS error vs a force sensor), so no extra sensor was needed; built an Arduino-based trigger to sync robot motion with Qualisys cameras for arm impedance tests (6 participants).</w:t>
+        <w:t>Estimated tip force on a 5-bar parallel robot from its variable-stiffness actuators (within 10% RMS error vs a force sensor), so no extra sensor was needed; implemented an Arduino-based trigger to sync robot motion with Qualisys cameras for arm impedance tests (6 participants).</w:t>
       </w:r>
     </w:p>
     <w:p>
